--- a/posts/quy-dinh-thu-hoi-no/QuyDinhThuHoiNo.docx
+++ b/posts/quy-dinh-thu-hoi-no/QuyDinhThuHoiNo.docx
@@ -222,7 +222,7 @@
           <w:sz w:val="24"/>
           <w:szCs w:val="24"/>
         </w:rPr>
-        <w:t xml:space="preserve">  này quy định một cách tổng quan về toàn bộ </w:t>
+        <w:t xml:space="preserve"> này quy định một cách tổng quan về toàn bộ </w:t>
       </w:r>
       <w:r>
         <w:rPr>
@@ -386,13 +386,7 @@
         <w:rPr>
           <w:b/>
         </w:rPr>
-        <w:t xml:space="preserve">Tiêu chuẩn, điều kiện cán bộ </w:t>
-      </w:r>
-      <w:r>
-        <w:rPr>
-          <w:b/>
-        </w:rPr>
-        <w:t>THN</w:t>
+        <w:t>Tiêu chuẩn, điều kiện cán bộ THN</w:t>
       </w:r>
     </w:p>
     <w:p>
@@ -1070,13 +1064,7 @@
         <w:t xml:space="preserve"> ký hợp đồng dịch vụ </w:t>
       </w:r>
       <w:r>
-        <w:t xml:space="preserve">để thực hiện công việc </w:t>
-      </w:r>
-      <w:r>
-        <w:t>THN</w:t>
-      </w:r>
-      <w:r>
-        <w:t xml:space="preserve">. </w:t>
+        <w:t xml:space="preserve">để thực hiện công việc THN. </w:t>
       </w:r>
       <w:r>
         <w:rPr>
@@ -1298,10 +1286,7 @@
         <w:t xml:space="preserve">Cán bộ </w:t>
       </w:r>
       <w:r>
-        <w:t>THN</w:t>
-      </w:r>
-      <w:r>
-        <w:t xml:space="preserve"> có trách nhiệm theo dõi, cập nhật các thông tin truyền thông của Công ty và tuân thủ đầy đủ.</w:t>
+        <w:t>THN có trách nhiệm theo dõi, cập nhật các thông tin truyền thông của Công ty và tuân thủ đầy đủ.</w:t>
       </w:r>
     </w:p>
     <w:p>
@@ -1374,7 +1359,51 @@
           <w:szCs w:val="24"/>
           <w:lang w:val="en-US"/>
         </w:rPr>
-        <w:t xml:space="preserve"> phải tuân thủ quy định về xung đột lợi ích theo quy định nội bộ của </w:t>
+        <w:t xml:space="preserve"> phải tuân thủ quy định về xung đột lợi ích theo quy định nội bộ của Công ty, và các quy định sau:  </w:t>
+      </w:r>
+    </w:p>
+    <w:p>
+      <w:pPr>
+        <w:numPr>
+          <w:ilvl w:val="0"/>
+          <w:numId w:val="21"/>
+        </w:numPr>
+        <w:shd w:val="clear" w:color="auto" w:fill="FFFFFF"/>
+        <w:spacing w:after="0" w:line="240" w:lineRule="auto"/>
+        <w:jc w:val="both"/>
+        <w:rPr>
+          <w:rFonts w:ascii="Times New Roman" w:hAnsi="Times New Roman"/>
+          <w:sz w:val="24"/>
+          <w:szCs w:val="24"/>
+          <w:lang w:val="vi-VN"/>
+        </w:rPr>
+      </w:pPr>
+      <w:r>
+        <w:rPr>
+          <w:rFonts w:ascii="Times New Roman" w:hAnsi="Times New Roman"/>
+          <w:sz w:val="24"/>
+          <w:szCs w:val="24"/>
+          <w:lang w:val="vi-VN"/>
+        </w:rPr>
+        <w:t xml:space="preserve">Cán bộ </w:t>
+      </w:r>
+      <w:r>
+        <w:rPr>
+          <w:rFonts w:ascii="Times New Roman" w:hAnsi="Times New Roman"/>
+          <w:sz w:val="24"/>
+          <w:szCs w:val="24"/>
+          <w:lang w:val="vi-VN"/>
+        </w:rPr>
+        <w:t>THN</w:t>
+      </w:r>
+      <w:r>
+        <w:rPr>
+          <w:rFonts w:ascii="Times New Roman" w:hAnsi="Times New Roman"/>
+          <w:sz w:val="24"/>
+          <w:szCs w:val="24"/>
+          <w:lang w:val="vi-VN"/>
+        </w:rPr>
+        <w:t xml:space="preserve"> </w:t>
       </w:r>
       <w:r>
         <w:rPr>
@@ -1383,61 +1412,217 @@
           <w:szCs w:val="24"/>
           <w:lang w:val="en-US"/>
         </w:rPr>
-        <w:t>Công ty</w:t>
-      </w:r>
-      <w:r>
+        <w:t xml:space="preserve">phải công khai thông tin sau đây với cấp quản lý để phân công lại hoặc có biện pháp giám sát phù hợp: </w:t>
+      </w:r>
+    </w:p>
+    <w:p>
+      <w:pPr>
+        <w:pStyle w:val="ListParagraph"/>
+        <w:numPr>
+          <w:ilvl w:val="0"/>
+          <w:numId w:val="22"/>
+        </w:numPr>
+        <w:shd w:val="clear" w:color="auto" w:fill="FFFFFF"/>
+        <w:jc w:val="both"/>
+        <w:rPr>
+          <w:lang w:val="vi-VN"/>
+        </w:rPr>
+      </w:pPr>
+      <w:r>
+        <w:rPr>
+          <w:lang w:val="vi-VN"/>
+        </w:rPr>
+        <w:t xml:space="preserve">Cán bộ </w:t>
+      </w:r>
+      <w:r>
+        <w:rPr>
+          <w:lang w:val="vi-VN"/>
+        </w:rPr>
+        <w:t>THN</w:t>
+      </w:r>
+      <w:r>
+        <w:rPr>
+          <w:lang w:val="vi-VN"/>
+        </w:rPr>
+        <w:t xml:space="preserve"> có quan hệ thành viên gia đình với Khách hàng được phân công quản lý,</w:t>
+      </w:r>
+    </w:p>
+    <w:p>
+      <w:pPr>
+        <w:pStyle w:val="ListParagraph"/>
+        <w:numPr>
+          <w:ilvl w:val="0"/>
+          <w:numId w:val="22"/>
+        </w:numPr>
+        <w:shd w:val="clear" w:color="auto" w:fill="FFFFFF"/>
+        <w:jc w:val="both"/>
+        <w:rPr>
+          <w:lang w:val="vi-VN"/>
+        </w:rPr>
+      </w:pPr>
+      <w:r>
+        <w:t xml:space="preserve">Cán bộ THN có lợi ích liên quan với Khách hàng theo quan hệ hợp đồng/thỏa thuận dân sự (vay/mượn, thuê, hợp tác kinh doanh, ...), gồm cả trường hợp hợp đồng/thỏa thuận qua bên trung gian khác. </w:t>
+      </w:r>
+    </w:p>
+    <w:p>
+      <w:pPr>
+        <w:pStyle w:val="ListParagraph"/>
+        <w:numPr>
+          <w:ilvl w:val="0"/>
+          <w:numId w:val="21"/>
+        </w:numPr>
+        <w:shd w:val="clear" w:color="auto" w:fill="FFFFFF"/>
+        <w:jc w:val="both"/>
+        <w:rPr>
+          <w:lang w:val="vi-VN"/>
+        </w:rPr>
+      </w:pPr>
+      <w:r>
+        <w:rPr>
+          <w:lang w:val="vi-VN"/>
+        </w:rPr>
+        <w:t xml:space="preserve">Trường hợp Cán bộ </w:t>
+      </w:r>
+      <w:r>
+        <w:rPr>
+          <w:lang w:val="vi-VN"/>
+        </w:rPr>
+        <w:t>THN</w:t>
+      </w:r>
+      <w:r>
+        <w:rPr>
+          <w:lang w:val="vi-VN"/>
+        </w:rPr>
+        <w:t xml:space="preserve"> có quan hệ thành viên gia đình với </w:t>
+      </w:r>
+      <w:r>
+        <w:t xml:space="preserve">cấp quản lý tại Đơn vị, </w:t>
+      </w:r>
+      <w:r>
+        <w:rPr>
+          <w:lang w:val="vi-VN"/>
+        </w:rPr>
+        <w:t xml:space="preserve">Cán bộ </w:t>
+      </w:r>
+      <w:r>
+        <w:rPr>
+          <w:lang w:val="vi-VN"/>
+        </w:rPr>
+        <w:t>THN</w:t>
+      </w:r>
+      <w:r>
+        <w:t xml:space="preserve"> phải công khai thông tin này với Phòng Nhân sự.</w:t>
+      </w:r>
+    </w:p>
+    <w:p>
+      <w:pPr>
+        <w:pStyle w:val="ListParagraph"/>
+        <w:numPr>
+          <w:ilvl w:val="0"/>
+          <w:numId w:val="21"/>
+        </w:numPr>
+        <w:shd w:val="clear" w:color="auto" w:fill="FFFFFF"/>
+        <w:jc w:val="both"/>
+        <w:rPr>
+          <w:lang w:val="vi-VN"/>
+        </w:rPr>
+      </w:pPr>
+      <w:r>
+        <w:rPr>
+          <w:lang w:val="vi-VN" w:eastAsia="ko-KR"/>
+        </w:rPr>
+        <w:t xml:space="preserve"> </w:t>
+      </w:r>
+      <w:r>
+        <w:rPr>
+          <w:lang w:val="vi-VN"/>
+        </w:rPr>
+        <w:t xml:space="preserve">“Thành viên gia </w:t>
+      </w:r>
+      <w:r>
+        <w:t>đình</w:t>
+      </w:r>
+      <w:r>
+        <w:rPr>
+          <w:lang w:val="vi-VN"/>
+        </w:rPr>
+        <w:t xml:space="preserve">” bao gồm những trường hợp sau đây: </w:t>
+      </w:r>
+    </w:p>
+    <w:p>
+      <w:pPr>
+        <w:pStyle w:val="ListParagraph"/>
+        <w:numPr>
+          <w:ilvl w:val="0"/>
+          <w:numId w:val="20"/>
+        </w:numPr>
+        <w:shd w:val="clear" w:color="auto" w:fill="FFFFFF"/>
+        <w:jc w:val="both"/>
+        <w:rPr>
+          <w:lang w:val="vi-VN"/>
+        </w:rPr>
+      </w:pPr>
+      <w:r>
+        <w:rPr>
+          <w:lang w:val="vi-VN"/>
+        </w:rPr>
+        <w:t>….</w:t>
+      </w:r>
+    </w:p>
+    <w:p>
+      <w:pPr>
+        <w:pStyle w:val="ListParagraph"/>
+        <w:shd w:val="clear" w:color="auto" w:fill="FFFFFF"/>
+        <w:jc w:val="both"/>
+        <w:rPr>
+          <w:lang w:val="vi-VN"/>
+        </w:rPr>
+      </w:pPr>
+    </w:p>
+    <w:p>
+      <w:pPr>
+        <w:pStyle w:val="Heading2"/>
+        <w:numPr>
+          <w:ilvl w:val="0"/>
+          <w:numId w:val="2"/>
+        </w:numPr>
+        <w:tabs>
+          <w:tab w:val="left" w:pos="993"/>
+        </w:tabs>
+        <w:rPr>
+          <w:b/>
+        </w:rPr>
+      </w:pPr>
+      <w:r>
+        <w:rPr>
+          <w:b/>
+        </w:rPr>
+        <w:t xml:space="preserve"> </w:t>
+      </w:r>
+      <w:r>
+        <w:rPr>
+          <w:b/>
+        </w:rPr>
+        <w:t xml:space="preserve"> </w:t>
+      </w:r>
+      <w:r>
+        <w:rPr>
+          <w:b/>
+        </w:rPr>
+        <w:t xml:space="preserve">Quy tăc ứng xử </w:t>
+      </w:r>
+    </w:p>
+    <w:p>
+      <w:pPr>
+        <w:spacing w:after="0" w:line="240" w:lineRule="auto"/>
+        <w:jc w:val="both"/>
         <w:rPr>
           <w:rFonts w:ascii="Times New Roman" w:hAnsi="Times New Roman"/>
           <w:sz w:val="24"/>
           <w:szCs w:val="24"/>
           <w:lang w:val="en-US"/>
         </w:rPr>
-        <w:t xml:space="preserve">, và các quy định sau:  </w:t>
-      </w:r>
-    </w:p>
-    <w:p>
-      <w:pPr>
-        <w:numPr>
-          <w:ilvl w:val="0"/>
-          <w:numId w:val="21"/>
-        </w:numPr>
-        <w:shd w:val="clear" w:color="auto" w:fill="FFFFFF"/>
-        <w:spacing w:after="0" w:line="240" w:lineRule="auto"/>
-        <w:jc w:val="both"/>
-        <w:rPr>
-          <w:rFonts w:ascii="Times New Roman" w:hAnsi="Times New Roman"/>
-          <w:sz w:val="24"/>
-          <w:szCs w:val="24"/>
-          <w:lang w:val="vi-VN"/>
-        </w:rPr>
-      </w:pPr>
-      <w:r>
-        <w:rPr>
-          <w:rFonts w:ascii="Times New Roman" w:hAnsi="Times New Roman"/>
-          <w:sz w:val="24"/>
-          <w:szCs w:val="24"/>
-          <w:lang w:val="vi-VN"/>
-        </w:rPr>
-        <w:t xml:space="preserve">Cán bộ </w:t>
-      </w:r>
-      <w:r>
-        <w:rPr>
-          <w:rFonts w:ascii="Times New Roman" w:hAnsi="Times New Roman"/>
-          <w:sz w:val="24"/>
-          <w:szCs w:val="24"/>
-          <w:lang w:val="vi-VN"/>
-        </w:rPr>
-        <w:t>THN</w:t>
-      </w:r>
-      <w:r>
-        <w:rPr>
-          <w:rFonts w:ascii="Times New Roman" w:hAnsi="Times New Roman"/>
-          <w:sz w:val="24"/>
-          <w:szCs w:val="24"/>
-          <w:lang w:val="vi-VN"/>
-        </w:rPr>
-        <w:t xml:space="preserve"> </w:t>
-      </w:r>
+      </w:pPr>
       <w:r>
         <w:rPr>
           <w:rFonts w:ascii="Times New Roman" w:hAnsi="Times New Roman"/>
@@ -1445,223 +1630,17 @@
           <w:szCs w:val="24"/>
           <w:lang w:val="en-US"/>
         </w:rPr>
-        <w:t xml:space="preserve">phải công khai thông tin sau đây với cấp quản lý để phân công lại hoặc có biện pháp giám sát phù hợp: </w:t>
-      </w:r>
-    </w:p>
-    <w:p>
-      <w:pPr>
-        <w:pStyle w:val="ListParagraph"/>
-        <w:numPr>
-          <w:ilvl w:val="0"/>
-          <w:numId w:val="22"/>
-        </w:numPr>
-        <w:shd w:val="clear" w:color="auto" w:fill="FFFFFF"/>
-        <w:jc w:val="both"/>
-        <w:rPr>
-          <w:lang w:val="vi-VN"/>
-        </w:rPr>
-      </w:pPr>
-      <w:r>
-        <w:rPr>
-          <w:lang w:val="vi-VN"/>
-        </w:rPr>
         <w:t xml:space="preserve">Cán bộ </w:t>
       </w:r>
       <w:r>
-        <w:rPr>
-          <w:lang w:val="vi-VN"/>
-        </w:rPr>
-        <w:t>THN</w:t>
-      </w:r>
-      <w:r>
-        <w:rPr>
-          <w:lang w:val="vi-VN"/>
-        </w:rPr>
-        <w:t xml:space="preserve"> có quan hệ thành viên gia đình với Khách hàng được phân công quản lý,</w:t>
-      </w:r>
-    </w:p>
-    <w:p>
-      <w:pPr>
-        <w:pStyle w:val="ListParagraph"/>
-        <w:numPr>
-          <w:ilvl w:val="0"/>
-          <w:numId w:val="22"/>
-        </w:numPr>
-        <w:shd w:val="clear" w:color="auto" w:fill="FFFFFF"/>
-        <w:jc w:val="both"/>
-        <w:rPr>
-          <w:lang w:val="vi-VN"/>
-        </w:rPr>
-      </w:pPr>
-      <w:r>
-        <w:t xml:space="preserve">Cán bộ </w:t>
-      </w:r>
-      <w:r>
-        <w:t>THN</w:t>
-      </w:r>
-      <w:r>
-        <w:t xml:space="preserve"> có lợi ích liên quan với Khách hàng theo quan hệ hợp đồng/thỏa thuận dân sự (vay/mượn, thuê, hợp tác kinh doanh, ...), gồm cả trường hợp hợp đồng/thỏa thuận qua bên trung gian khác. </w:t>
-      </w:r>
-    </w:p>
-    <w:p>
-      <w:pPr>
-        <w:pStyle w:val="ListParagraph"/>
-        <w:numPr>
-          <w:ilvl w:val="0"/>
-          <w:numId w:val="21"/>
-        </w:numPr>
-        <w:shd w:val="clear" w:color="auto" w:fill="FFFFFF"/>
-        <w:jc w:val="both"/>
-        <w:rPr>
-          <w:lang w:val="vi-VN"/>
-        </w:rPr>
-      </w:pPr>
-      <w:r>
-        <w:rPr>
-          <w:lang w:val="vi-VN"/>
-        </w:rPr>
-        <w:t xml:space="preserve">Trường hợp Cán bộ </w:t>
-      </w:r>
-      <w:r>
-        <w:rPr>
-          <w:lang w:val="vi-VN"/>
-        </w:rPr>
-        <w:t>THN</w:t>
-      </w:r>
-      <w:r>
-        <w:rPr>
-          <w:lang w:val="vi-VN"/>
-        </w:rPr>
-        <w:t xml:space="preserve"> có quan hệ thành viên gia đình với </w:t>
-      </w:r>
-      <w:r>
-        <w:t xml:space="preserve">cấp quản lý tại Đơn vị, </w:t>
-      </w:r>
-      <w:r>
-        <w:rPr>
-          <w:lang w:val="vi-VN"/>
-        </w:rPr>
-        <w:t xml:space="preserve">Cán bộ </w:t>
-      </w:r>
-      <w:r>
-        <w:rPr>
-          <w:lang w:val="vi-VN"/>
-        </w:rPr>
-        <w:t>THN</w:t>
-      </w:r>
-      <w:r>
-        <w:t xml:space="preserve"> phải công khai thông tin này với Phòng Nhân sự.</w:t>
-      </w:r>
-    </w:p>
-    <w:p>
-      <w:pPr>
-        <w:pStyle w:val="ListParagraph"/>
-        <w:numPr>
-          <w:ilvl w:val="0"/>
-          <w:numId w:val="21"/>
-        </w:numPr>
-        <w:shd w:val="clear" w:color="auto" w:fill="FFFFFF"/>
-        <w:jc w:val="both"/>
-        <w:rPr>
-          <w:lang w:val="vi-VN"/>
-        </w:rPr>
-      </w:pPr>
-      <w:r>
-        <w:rPr>
-          <w:lang w:val="vi-VN" w:eastAsia="ko-KR"/>
-        </w:rPr>
-        <w:t xml:space="preserve"> </w:t>
-      </w:r>
-      <w:r>
-        <w:rPr>
-          <w:lang w:val="vi-VN"/>
-        </w:rPr>
-        <w:t xml:space="preserve">“Thành viên gia </w:t>
-      </w:r>
-      <w:r>
-        <w:t>đình</w:t>
-      </w:r>
-      <w:r>
-        <w:rPr>
-          <w:lang w:val="vi-VN"/>
-        </w:rPr>
-        <w:t xml:space="preserve">” bao gồm những trường hợp sau đây: </w:t>
-      </w:r>
-    </w:p>
-    <w:p>
-      <w:pPr>
-        <w:pStyle w:val="ListParagraph"/>
-        <w:numPr>
-          <w:ilvl w:val="0"/>
-          <w:numId w:val="20"/>
-        </w:numPr>
-        <w:shd w:val="clear" w:color="auto" w:fill="FFFFFF"/>
-        <w:jc w:val="both"/>
-        <w:rPr>
-          <w:lang w:val="vi-VN"/>
-        </w:rPr>
-      </w:pPr>
-      <w:r>
-        <w:rPr>
-          <w:lang w:val="vi-VN"/>
-        </w:rPr>
-        <w:t>….</w:t>
-      </w:r>
-    </w:p>
-    <w:p>
-      <w:pPr>
-        <w:pStyle w:val="ListParagraph"/>
-        <w:shd w:val="clear" w:color="auto" w:fill="FFFFFF"/>
-        <w:jc w:val="both"/>
-        <w:rPr>
-          <w:lang w:val="vi-VN"/>
-        </w:rPr>
-      </w:pPr>
-    </w:p>
-    <w:p>
-      <w:pPr>
-        <w:pStyle w:val="Heading2"/>
-        <w:numPr>
-          <w:ilvl w:val="0"/>
-          <w:numId w:val="2"/>
-        </w:numPr>
-        <w:tabs>
-          <w:tab w:val="left" w:pos="993"/>
-        </w:tabs>
-        <w:rPr>
-          <w:b/>
-        </w:rPr>
-      </w:pPr>
-      <w:r>
-        <w:rPr>
-          <w:b/>
-        </w:rPr>
-        <w:t xml:space="preserve"> </w:t>
-      </w:r>
-      <w:r>
-        <w:rPr>
-          <w:b/>
-        </w:rPr>
-        <w:t xml:space="preserve"> </w:t>
-      </w:r>
-      <w:r>
-        <w:rPr>
-          <w:b/>
-        </w:rPr>
-        <w:t xml:space="preserve">Quy tăc ứng xử </w:t>
-      </w:r>
-    </w:p>
-    <w:p>
-      <w:pPr>
-        <w:spacing w:after="0" w:line="240" w:lineRule="auto"/>
-        <w:jc w:val="both"/>
         <w:rPr>
           <w:rFonts w:ascii="Times New Roman" w:hAnsi="Times New Roman"/>
           <w:sz w:val="24"/>
           <w:szCs w:val="24"/>
           <w:lang w:val="en-US"/>
         </w:rPr>
-      </w:pPr>
+        <w:t>THN</w:t>
+      </w:r>
       <w:r>
         <w:rPr>
           <w:rFonts w:ascii="Times New Roman" w:hAnsi="Times New Roman"/>
@@ -1669,7 +1648,7 @@
           <w:szCs w:val="24"/>
           <w:lang w:val="en-US"/>
         </w:rPr>
-        <w:t xml:space="preserve">Cán bộ </w:t>
+        <w:t xml:space="preserve"> phải tuân thủ Bộ quy tắc ứng xử trong hoạt động thu hồi nợ theo quy định của Hiệp hội Ngân hàng, và quy tắc ứng xử theo quy định nội bộ của Công ty, đặc </w:t>
       </w:r>
       <w:r>
         <w:rPr>
@@ -1678,17 +1657,151 @@
           <w:szCs w:val="24"/>
           <w:lang w:val="en-US"/>
         </w:rPr>
-        <w:t>THN</w:t>
-      </w:r>
-      <w:r>
+        <w:t>biệt là tuân thủ các quy tắc sau:</w:t>
+      </w:r>
+    </w:p>
+    <w:p>
+      <w:pPr>
+        <w:pStyle w:val="ListParagraph"/>
+        <w:numPr>
+          <w:ilvl w:val="0"/>
+          <w:numId w:val="42"/>
+        </w:numPr>
+        <w:jc w:val="both"/>
+      </w:pPr>
+      <w:r>
+        <w:t>Tuân thủ pháp luật và quy định nội bộ,</w:t>
+      </w:r>
+    </w:p>
+    <w:p>
+      <w:pPr>
+        <w:pStyle w:val="ListParagraph"/>
+        <w:numPr>
+          <w:ilvl w:val="0"/>
+          <w:numId w:val="42"/>
+        </w:numPr>
+        <w:jc w:val="both"/>
+      </w:pPr>
+      <w:r>
+        <w:t>Bảo mật thông tin khách hàng,</w:t>
+      </w:r>
+    </w:p>
+    <w:p>
+      <w:pPr>
+        <w:pStyle w:val="ListParagraph"/>
+        <w:numPr>
+          <w:ilvl w:val="0"/>
+          <w:numId w:val="42"/>
+        </w:numPr>
+        <w:jc w:val="both"/>
+      </w:pPr>
+      <w:r>
+        <w:t>Tôn trọng quyền và lợi ích hợp pháp của khách hàng,</w:t>
+      </w:r>
+    </w:p>
+    <w:p>
+      <w:pPr>
+        <w:pStyle w:val="ListParagraph"/>
+        <w:numPr>
+          <w:ilvl w:val="0"/>
+          <w:numId w:val="42"/>
+        </w:numPr>
+        <w:jc w:val="both"/>
+      </w:pPr>
+      <w:r>
+        <w:t>Ứng xử văn minh, chuyên nghiệp,</w:t>
+      </w:r>
+    </w:p>
+    <w:p>
+      <w:pPr>
+        <w:pStyle w:val="ListParagraph"/>
+        <w:numPr>
+          <w:ilvl w:val="0"/>
+          <w:numId w:val="42"/>
+        </w:numPr>
+        <w:jc w:val="both"/>
+      </w:pPr>
+      <w:r>
+        <w:t>Cung cấp thông tin minh bạch về khoản nợ,</w:t>
+      </w:r>
+    </w:p>
+    <w:p>
+      <w:pPr>
+        <w:pStyle w:val="ListParagraph"/>
+        <w:numPr>
+          <w:ilvl w:val="0"/>
+          <w:numId w:val="42"/>
+        </w:numPr>
+        <w:jc w:val="both"/>
+      </w:pPr>
+      <w:r>
+        <w:t>Áp dụng biện pháp thu hồi nợ hợp pháp, phù hợp hợp đồng,</w:t>
+      </w:r>
+    </w:p>
+    <w:p>
+      <w:pPr>
+        <w:pStyle w:val="ListParagraph"/>
+        <w:numPr>
+          <w:ilvl w:val="0"/>
+          <w:numId w:val="42"/>
+        </w:numPr>
+        <w:jc w:val="both"/>
+      </w:pPr>
+      <w:r>
+        <w:lastRenderedPageBreak/>
+        <w:t>Trung thực, liêm chính trong thực hiện công việc,</w:t>
+      </w:r>
+    </w:p>
+    <w:p>
+      <w:pPr>
+        <w:pStyle w:val="ListParagraph"/>
+        <w:numPr>
+          <w:ilvl w:val="0"/>
+          <w:numId w:val="42"/>
+        </w:numPr>
+      </w:pPr>
+      <w:r>
+        <w:t>Báo cáo đầy đủ, trung thực, kịp thời kết quả thu hồi nợ.</w:t>
+      </w:r>
+    </w:p>
+    <w:p>
+      <w:pPr>
+        <w:pStyle w:val="ListParagraph"/>
+        <w:ind w:left="360"/>
+      </w:pPr>
+    </w:p>
+    <w:p>
+      <w:pPr>
+        <w:pStyle w:val="Heading2"/>
+        <w:numPr>
+          <w:ilvl w:val="0"/>
+          <w:numId w:val="2"/>
+        </w:numPr>
+        <w:tabs>
+          <w:tab w:val="left" w:pos="993"/>
+        </w:tabs>
+        <w:rPr>
+          <w:b/>
+        </w:rPr>
+      </w:pPr>
+      <w:r>
+        <w:rPr>
+          <w:b/>
+        </w:rPr>
+        <w:t>Sử dụng thiết bị cá nhân trong tác nghiệp THN</w:t>
+      </w:r>
+    </w:p>
+    <w:p>
+      <w:pPr>
+        <w:spacing w:after="0" w:line="240" w:lineRule="auto"/>
+        <w:jc w:val="both"/>
         <w:rPr>
           <w:rFonts w:ascii="Times New Roman" w:hAnsi="Times New Roman"/>
           <w:sz w:val="24"/>
           <w:szCs w:val="24"/>
           <w:lang w:val="en-US"/>
         </w:rPr>
-        <w:t xml:space="preserve"> phải tuân thủ Bộ quy tắc ứng xử trong hoạt động thu hồi nợ theo quy định của Hiệp hội Ngân hàng, và quy tắc ứng xử theo quy định nội bộ của Công ty, đặc </w:t>
-      </w:r>
+      </w:pPr>
       <w:r>
         <w:rPr>
           <w:rFonts w:ascii="Times New Roman" w:hAnsi="Times New Roman"/>
@@ -1696,157 +1809,17 @@
           <w:szCs w:val="24"/>
           <w:lang w:val="en-US"/>
         </w:rPr>
-        <w:t>biệt là tuân thủ các quy tắc sau:</w:t>
-      </w:r>
-    </w:p>
-    <w:p>
-      <w:pPr>
-        <w:pStyle w:val="ListParagraph"/>
-        <w:numPr>
-          <w:ilvl w:val="0"/>
-          <w:numId w:val="42"/>
-        </w:numPr>
-        <w:jc w:val="both"/>
-      </w:pPr>
-      <w:r>
-        <w:t>Tuân thủ pháp luật và quy định nội bộ,</w:t>
-      </w:r>
-    </w:p>
-    <w:p>
-      <w:pPr>
-        <w:pStyle w:val="ListParagraph"/>
-        <w:numPr>
-          <w:ilvl w:val="0"/>
-          <w:numId w:val="42"/>
-        </w:numPr>
-        <w:jc w:val="both"/>
-      </w:pPr>
-      <w:r>
-        <w:t>Bảo mật thông tin khách hàng,</w:t>
-      </w:r>
-    </w:p>
-    <w:p>
-      <w:pPr>
-        <w:pStyle w:val="ListParagraph"/>
-        <w:numPr>
-          <w:ilvl w:val="0"/>
-          <w:numId w:val="42"/>
-        </w:numPr>
-        <w:jc w:val="both"/>
-      </w:pPr>
-      <w:r>
-        <w:t>Tôn trọng quyền và lợi ích hợp pháp của khách hàng,</w:t>
-      </w:r>
-    </w:p>
-    <w:p>
-      <w:pPr>
-        <w:pStyle w:val="ListParagraph"/>
-        <w:numPr>
-          <w:ilvl w:val="0"/>
-          <w:numId w:val="42"/>
-        </w:numPr>
-        <w:jc w:val="both"/>
-      </w:pPr>
-      <w:r>
-        <w:t>Ứng xử văn minh, chuyên nghiệp,</w:t>
-      </w:r>
-    </w:p>
-    <w:p>
-      <w:pPr>
-        <w:pStyle w:val="ListParagraph"/>
-        <w:numPr>
-          <w:ilvl w:val="0"/>
-          <w:numId w:val="42"/>
-        </w:numPr>
-        <w:jc w:val="both"/>
-      </w:pPr>
-      <w:r>
-        <w:t>Cung cấp thông tin minh bạch về khoản nợ,</w:t>
-      </w:r>
-    </w:p>
-    <w:p>
-      <w:pPr>
-        <w:pStyle w:val="ListParagraph"/>
-        <w:numPr>
-          <w:ilvl w:val="0"/>
-          <w:numId w:val="42"/>
-        </w:numPr>
-        <w:jc w:val="both"/>
-      </w:pPr>
-      <w:r>
-        <w:t>Áp dụng biện pháp thu hồi nợ hợp pháp, phù hợp hợp đồng,</w:t>
-      </w:r>
-    </w:p>
-    <w:p>
-      <w:pPr>
-        <w:pStyle w:val="ListParagraph"/>
-        <w:numPr>
-          <w:ilvl w:val="0"/>
-          <w:numId w:val="42"/>
-        </w:numPr>
-        <w:jc w:val="both"/>
-      </w:pPr>
-      <w:r>
-        <w:lastRenderedPageBreak/>
-        <w:t>Trung thực, liêm chính trong thực hiện công việc,</w:t>
-      </w:r>
-    </w:p>
-    <w:p>
-      <w:pPr>
-        <w:pStyle w:val="ListParagraph"/>
-        <w:numPr>
-          <w:ilvl w:val="0"/>
-          <w:numId w:val="42"/>
-        </w:numPr>
-      </w:pPr>
-      <w:r>
-        <w:t>Báo cáo đầy đủ, trung thực, kịp thời kết quả thu hồi nợ.</w:t>
-      </w:r>
-    </w:p>
-    <w:p>
-      <w:pPr>
-        <w:pStyle w:val="ListParagraph"/>
-        <w:ind w:left="360"/>
-      </w:pPr>
-    </w:p>
-    <w:p>
-      <w:pPr>
-        <w:pStyle w:val="Heading2"/>
-        <w:numPr>
-          <w:ilvl w:val="0"/>
-          <w:numId w:val="2"/>
-        </w:numPr>
-        <w:tabs>
-          <w:tab w:val="left" w:pos="993"/>
-        </w:tabs>
-        <w:rPr>
-          <w:b/>
-        </w:rPr>
-      </w:pPr>
-      <w:r>
-        <w:rPr>
-          <w:b/>
-        </w:rPr>
-        <w:t xml:space="preserve">Sử dụng thiết bị cá nhân trong tác nghiệp </w:t>
-      </w:r>
-      <w:r>
-        <w:rPr>
-          <w:b/>
-        </w:rPr>
-        <w:t>THN</w:t>
-      </w:r>
-    </w:p>
-    <w:p>
-      <w:pPr>
-        <w:spacing w:after="0" w:line="240" w:lineRule="auto"/>
-        <w:jc w:val="both"/>
+        <w:t xml:space="preserve">Cán bộ </w:t>
+      </w:r>
+      <w:r>
         <w:rPr>
           <w:rFonts w:ascii="Times New Roman" w:hAnsi="Times New Roman"/>
           <w:sz w:val="24"/>
           <w:szCs w:val="24"/>
           <w:lang w:val="en-US"/>
         </w:rPr>
-      </w:pPr>
+        <w:t>THN</w:t>
+      </w:r>
       <w:r>
         <w:rPr>
           <w:rFonts w:ascii="Times New Roman" w:hAnsi="Times New Roman"/>
@@ -1854,7 +1827,7 @@
           <w:szCs w:val="24"/>
           <w:lang w:val="en-US"/>
         </w:rPr>
-        <w:t xml:space="preserve">Cán bộ </w:t>
+        <w:t xml:space="preserve"> phải tuân thủ</w:t>
       </w:r>
       <w:r>
         <w:rPr>
@@ -1863,7 +1836,7 @@
           <w:szCs w:val="24"/>
           <w:lang w:val="en-US"/>
         </w:rPr>
-        <w:t>THN</w:t>
+        <w:t xml:space="preserve"> quy định nội bộ của Công ty về an toàn thông tin và quy định về việc sử dụng thiết bị cá nhân trong công việc (</w:t>
       </w:r>
       <w:r>
         <w:rPr>
@@ -1872,7 +1845,7 @@
           <w:szCs w:val="24"/>
           <w:lang w:val="en-US"/>
         </w:rPr>
-        <w:t xml:space="preserve"> phải tuân thủ</w:t>
+        <w:t>BYOD)</w:t>
       </w:r>
       <w:r>
         <w:rPr>
@@ -1881,24 +1854,6 @@
           <w:szCs w:val="24"/>
           <w:lang w:val="en-US"/>
         </w:rPr>
-        <w:t xml:space="preserve"> quy định nội bộ của Công ty về an toàn thông tin và quy định về việc sử dụng thiết bị cá nhân trong công việc (</w:t>
-      </w:r>
-      <w:r>
-        <w:rPr>
-          <w:rFonts w:ascii="Times New Roman" w:hAnsi="Times New Roman"/>
-          <w:sz w:val="24"/>
-          <w:szCs w:val="24"/>
-          <w:lang w:val="en-US"/>
-        </w:rPr>
-        <w:t>BYOD)</w:t>
-      </w:r>
-      <w:r>
-        <w:rPr>
-          <w:rFonts w:ascii="Times New Roman" w:hAnsi="Times New Roman"/>
-          <w:sz w:val="24"/>
-          <w:szCs w:val="24"/>
-          <w:lang w:val="en-US"/>
-        </w:rPr>
         <w:t>, trong đó phải tuân thủ các yêu cầu sau:</w:t>
       </w:r>
     </w:p>
@@ -1952,10 +1907,7 @@
         <w:t xml:space="preserve">Cán bộ </w:t>
       </w:r>
       <w:r>
-        <w:t>THN</w:t>
-      </w:r>
-      <w:r>
-        <w:t xml:space="preserve"> chỉ sử dụng trên ứng dụng do Công ty cung cấp; không sử dụng phần mềm/ứng dụng khác.</w:t>
+        <w:t>THN chỉ sử dụng trên ứng dụng do Công ty cung cấp; không sử dụng phần mềm/ứng dụng khác.</w:t>
       </w:r>
     </w:p>
     <w:p>
@@ -1974,10 +1926,7 @@
         <w:t xml:space="preserve">Cán bộ </w:t>
       </w:r>
       <w:r>
-        <w:t>THN</w:t>
-      </w:r>
-      <w:r>
-        <w:t xml:space="preserve"> phải lưu trữ trong khu vực độc lập, tách bạch riêng với dữ liệu của mình, không chia sẻ dữ liệu này cho người khác, và định kỳ rà soát, xóa dữ liệu này.</w:t>
+        <w:t>THN phải lưu trữ trong khu vực độc lập, tách bạch riêng với dữ liệu của mình, không chia sẻ dữ liệu này cho người khác, và định kỳ rà soát, xóa dữ liệu này.</w:t>
       </w:r>
     </w:p>
     <w:p>
@@ -1993,19 +1942,13 @@
         <w:t xml:space="preserve">Cán bộ </w:t>
       </w:r>
       <w:r>
-        <w:t>THN</w:t>
-      </w:r>
-      <w:r>
-        <w:t xml:space="preserve"> không liên hệ với khách hàng bằng số điện thoại, tài khoản mạng xã hội cá nhân chưa đăng ký với Công ty; </w:t>
+        <w:t xml:space="preserve">THN không liên hệ với khách hàng bằng số điện thoại, tài khoản mạng xã hội cá nhân chưa đăng ký với Công ty; </w:t>
       </w:r>
       <w:r>
         <w:t xml:space="preserve">Cán bộ </w:t>
       </w:r>
       <w:r>
-        <w:t>THN</w:t>
-      </w:r>
-      <w:r>
-        <w:t xml:space="preserve"> không ghi âm, ghi hình, chụp ảnh, sao chép dữ liệu ngoài phạm vi cho phép.</w:t>
+        <w:t>THN không ghi âm, ghi hình, chụp ảnh, sao chép dữ liệu ngoài phạm vi cho phép.</w:t>
       </w:r>
     </w:p>
     <w:p>
@@ -2024,19 +1967,13 @@
         <w:t xml:space="preserve">Cán bộ </w:t>
       </w:r>
       <w:r>
-        <w:t>THN</w:t>
-      </w:r>
-      <w:r>
-        <w:t xml:space="preserve"> </w:t>
+        <w:t xml:space="preserve">THN </w:t>
       </w:r>
       <w:r>
         <w:t xml:space="preserve">trách nhiệm xóa bỏ toàn bộ dữ liệu công việc liên quan đến </w:t>
       </w:r>
       <w:r>
-        <w:t>THN</w:t>
-      </w:r>
-      <w:r>
-        <w:t xml:space="preserve"> </w:t>
+        <w:t xml:space="preserve">THN </w:t>
       </w:r>
       <w:r>
         <w:t>khỏi thiết bị cá nhân và phối hợp để Công ty thực hiện kiểm tra, xác nhận việc xóa dữ liệu.</w:t>
@@ -2697,13 +2634,7 @@
         <w:ind w:hanging="218"/>
       </w:pPr>
       <w:r>
-        <w:t xml:space="preserve">Cán bộ </w:t>
-      </w:r>
-      <w:r>
-        <w:t>THN</w:t>
-      </w:r>
-      <w:r>
-        <w:t xml:space="preserve"> thực hiện </w:t>
+        <w:t xml:space="preserve">Cán bộ THN thực hiện </w:t>
       </w:r>
       <w:r>
         <w:t xml:space="preserve">quy trình nhắc nợ qua </w:t>
@@ -2725,7 +2656,15 @@
         <w:ind w:left="720"/>
       </w:pPr>
       <w:r>
-        <w:t>Kiểm tra điều kiện (DPD, lịch sử liên hệ, ..) và đề nghị gửi thư nhắc nợ</w:t>
+        <w:t xml:space="preserve">Kiểm tra điều kiện (DPD, lịch sử liên </w:t>
+      </w:r>
+      <w:proofErr w:type="gramStart"/>
+      <w:r>
+        <w:t>hệ, ..</w:t>
+      </w:r>
+      <w:proofErr w:type="gramEnd"/>
+      <w:r>
+        <w:t>) và đề nghị gửi thư nhắc nợ</w:t>
       </w:r>
     </w:p>
     <w:p>
@@ -2751,13 +2690,7 @@
         <w:ind w:left="720"/>
       </w:pPr>
       <w:r>
-        <w:t xml:space="preserve">Cấp quản lý Cán bộ </w:t>
-      </w:r>
-      <w:r>
-        <w:t>THN</w:t>
-      </w:r>
-      <w:r>
-        <w:t xml:space="preserve"> rà soát, bảo đảm thông tin đầy đủ, chính xác.</w:t>
+        <w:t>Cấp quản lý Cán bộ THN rà soát, bảo đảm thông tin đầy đủ, chính xác.</w:t>
       </w:r>
     </w:p>
     <w:p>
@@ -2954,24 +2887,18 @@
         <w:rPr>
           <w:b/>
         </w:rPr>
-        <w:t xml:space="preserve">Quy trình </w:t>
+        <w:t>Quy trình THN</w:t>
       </w:r>
       <w:r>
         <w:rPr>
           <w:b/>
         </w:rPr>
-        <w:t>THN</w:t>
+        <w:t xml:space="preserve"> qua điện thoại</w:t>
       </w:r>
       <w:r>
         <w:rPr>
           <w:b/>
         </w:rPr>
-        <w:t xml:space="preserve"> qua điện thoại</w:t>
-      </w:r>
-      <w:r>
-        <w:rPr>
-          <w:b/>
-        </w:rPr>
         <w:t xml:space="preserve"> </w:t>
       </w:r>
     </w:p>
@@ -2984,8 +2911,6 @@
         </w:numPr>
         <w:ind w:hanging="218"/>
       </w:pPr>
-      <w:bookmarkStart w:id="0" w:name="_GoBack"/>
-      <w:bookmarkEnd w:id="0"/>
       <w:r>
         <w:t xml:space="preserve">Cán bộ </w:t>
       </w:r>
@@ -3416,7 +3341,15 @@
               <w:t xml:space="preserve"> (</w:t>
             </w:r>
             <w:r>
-              <w:t>Promise To Pay</w:t>
+              <w:t xml:space="preserve">Promise </w:t>
+            </w:r>
+            <w:proofErr w:type="gramStart"/>
+            <w:r>
+              <w:t>To</w:t>
+            </w:r>
+            <w:proofErr w:type="gramEnd"/>
+            <w:r>
+              <w:t xml:space="preserve"> Pay</w:t>
             </w:r>
             <w:r>
               <w:t>)</w:t>
@@ -6669,24 +6602,18 @@
         <w:rPr>
           <w:b/>
         </w:rPr>
-        <w:t xml:space="preserve">Quy trình </w:t>
+        <w:t>Quy trình THN</w:t>
       </w:r>
       <w:r>
         <w:rPr>
           <w:b/>
         </w:rPr>
-        <w:t>THN</w:t>
+        <w:t xml:space="preserve"> hiện trường</w:t>
       </w:r>
       <w:r>
         <w:rPr>
           <w:b/>
         </w:rPr>
-        <w:t xml:space="preserve"> hiện trường</w:t>
-      </w:r>
-      <w:r>
-        <w:rPr>
-          <w:b/>
-        </w:rPr>
         <w:t xml:space="preserve"> </w:t>
       </w:r>
     </w:p>
@@ -6703,10 +6630,7 @@
         <w:t xml:space="preserve">Cán bộ </w:t>
       </w:r>
       <w:r>
-        <w:t>THN</w:t>
-      </w:r>
-      <w:r>
-        <w:t xml:space="preserve"> hiện trường</w:t>
+        <w:t>THN hiện trường</w:t>
       </w:r>
       <w:r>
         <w:t xml:space="preserve"> </w:t>
@@ -7421,10 +7345,7 @@
         <w:t xml:space="preserve">Cán bộ </w:t>
       </w:r>
       <w:r>
-        <w:t>THN</w:t>
-      </w:r>
-      <w:r>
-        <w:t xml:space="preserve"> hiện trường</w:t>
+        <w:t>THN hiện trường</w:t>
       </w:r>
       <w:r>
         <w:t xml:space="preserve"> </w:t>
@@ -8874,10 +8795,7 @@
         <w:t xml:space="preserve">Cán bộ </w:t>
       </w:r>
       <w:r>
-        <w:t>THN</w:t>
-      </w:r>
-      <w:r>
-        <w:t xml:space="preserve"> hiện trường</w:t>
+        <w:t>THN hiện trường</w:t>
       </w:r>
       <w:r>
         <w:t xml:space="preserve"> </w:t>
@@ -10090,10 +10008,7 @@
         <w:t xml:space="preserve"> Cán bộ </w:t>
       </w:r>
       <w:r>
-        <w:t>THN</w:t>
-      </w:r>
-      <w:r>
-        <w:t xml:space="preserve"> hiện trường</w:t>
+        <w:t>THN hiện trường</w:t>
       </w:r>
       <w:r>
         <w:t xml:space="preserve"> </w:t>
@@ -10115,10 +10030,7 @@
         <w:t xml:space="preserve">Cán bộ </w:t>
       </w:r>
       <w:r>
-        <w:t>THN</w:t>
-      </w:r>
-      <w:r>
-        <w:t xml:space="preserve"> hiện trường</w:t>
+        <w:t>THN hiện trường</w:t>
       </w:r>
       <w:r>
         <w:t xml:space="preserve"> </w:t>
@@ -10291,10 +10203,7 @@
         <w:t xml:space="preserve">Cán bộ </w:t>
       </w:r>
       <w:r>
-        <w:t>THN</w:t>
-      </w:r>
-      <w:r>
-        <w:t xml:space="preserve"> hiện trường</w:t>
+        <w:t>THN hiện trường</w:t>
       </w:r>
       <w:r>
         <w:t xml:space="preserve"> </w:t>
@@ -10317,10 +10226,7 @@
         <w:t xml:space="preserve">Cán bộ </w:t>
       </w:r>
       <w:r>
-        <w:t>THN</w:t>
-      </w:r>
-      <w:r>
-        <w:t xml:space="preserve"> hiện trường</w:t>
+        <w:t>THN hiện trường</w:t>
       </w:r>
       <w:r>
         <w:t xml:space="preserve"> </w:t>
@@ -10609,10 +10515,7 @@
         <w:t>C</w:t>
       </w:r>
       <w:r>
-        <w:t xml:space="preserve">án bộ </w:t>
-      </w:r>
-      <w:r>
-        <w:t>THN</w:t>
+        <w:t>án bộ THN</w:t>
       </w:r>
       <w:r>
         <w:t xml:space="preserve"> </w:t>
@@ -10865,13 +10768,7 @@
         <w:rPr>
           <w:lang w:val="en-GB"/>
         </w:rPr>
-        <w:t xml:space="preserve">: </w:t>
-      </w:r>
-      <w:r>
-        <w:rPr>
-          <w:lang w:val="en-GB"/>
-        </w:rPr>
-        <w:t>Công ty</w:t>
+        <w:t>: Công ty</w:t>
       </w:r>
       <w:r>
         <w:rPr>
@@ -11184,13 +11081,7 @@
         <w:t xml:space="preserve"> tự nguyện</w:t>
       </w:r>
       <w:r>
-        <w:t xml:space="preserve"> xử lý TSBĐ với các điều kiện của </w:t>
-      </w:r>
-      <w:r>
-        <w:t>Công ty</w:t>
-      </w:r>
-      <w:r>
-        <w:t>,</w:t>
+        <w:t xml:space="preserve"> xử lý TSBĐ với các điều kiện của Công ty,</w:t>
       </w:r>
     </w:p>
     <w:p>
@@ -13174,13 +13065,7 @@
         <w:t>Cán bộ Công ty</w:t>
       </w:r>
       <w:r>
-        <w:t xml:space="preserve"> (đặc biệt là Cán bộ </w:t>
-      </w:r>
-      <w:r>
-        <w:t>THN</w:t>
-      </w:r>
-      <w:r>
-        <w:t>)</w:t>
+        <w:t xml:space="preserve"> (đặc biệt là Cán bộ THN)</w:t>
       </w:r>
       <w:r>
         <w:t xml:space="preserve"> không được:</w:t>
@@ -13288,13 +13173,7 @@
         <w:jc w:val="both"/>
       </w:pPr>
       <w:r>
-        <w:t xml:space="preserve">Không bán nợ để che giấu nợ xấu; Không mua lại khoản nợ đã bán (trừ trường hợp đặc biệt theo quy định của Ngân hàng Nhà nước); Trường hợp Bên mua nợ chưa thanh toán đủ tiền mua nợ thì phải có bảo đảm theo quy định của Ngân hàng Nhà nước; Không cấp tín dụng để mua nợ thuộc sở hữu của chính </w:t>
-      </w:r>
-      <w:r>
-        <w:t>Công ty</w:t>
-      </w:r>
-      <w:r>
-        <w:t>.</w:t>
+        <w:t>Không bán nợ để che giấu nợ xấu; Không mua lại khoản nợ đã bán (trừ trường hợp đặc biệt theo quy định của Ngân hàng Nhà nước); Trường hợp Bên mua nợ chưa thanh toán đủ tiền mua nợ thì phải có bảo đảm theo quy định của Ngân hàng Nhà nước; Không cấp tín dụng để mua nợ thuộc sở hữu của chính Công ty.</w:t>
       </w:r>
     </w:p>
     <w:p>
@@ -13503,10 +13382,7 @@
         <w:ind w:left="284" w:hanging="142"/>
       </w:pPr>
       <w:r>
-        <w:t xml:space="preserve">Khiếu nại trong hoạt động </w:t>
-      </w:r>
-      <w:r>
-        <w:t>THN</w:t>
+        <w:t>Khiếu nại trong hoạt động THN</w:t>
       </w:r>
       <w:r>
         <w:t xml:space="preserve"> </w:t>
@@ -13525,13 +13401,7 @@
         <w:spacing w:before="0" w:beforeAutospacing="0" w:after="0" w:afterAutospacing="0"/>
       </w:pPr>
       <w:r>
-        <w:t xml:space="preserve">Khiếu nại về thái độ, hành vi ứng xử của nhân viên </w:t>
-      </w:r>
-      <w:r>
-        <w:t>THN</w:t>
-      </w:r>
-      <w:r>
-        <w:t>;</w:t>
+        <w:t>Khiếu nại về thái độ, hành vi ứng xử của nhân viên THN;</w:t>
       </w:r>
     </w:p>
     <w:p>
@@ -13544,10 +13414,7 @@
         <w:spacing w:before="0" w:beforeAutospacing="0" w:after="0" w:afterAutospacing="0"/>
       </w:pPr>
       <w:r>
-        <w:t xml:space="preserve">Khiếu nại về tần suất, phương thức, nội dung liên hệ </w:t>
-      </w:r>
-      <w:r>
-        <w:t>THN</w:t>
+        <w:t>Khiếu nại về tần suất, phương thức, nội dung liên hệ THN</w:t>
       </w:r>
     </w:p>
     <w:p>
@@ -13825,13 +13692,7 @@
         <w:jc w:val="both"/>
       </w:pPr>
       <w:r>
-        <w:t xml:space="preserve">Khiếu nại về tác động tới người thân/người tham chiếu của Khách hàng không đúng quy định: Cán bộ </w:t>
-      </w:r>
-      <w:r>
-        <w:t>THN</w:t>
-      </w:r>
-      <w:r>
-        <w:t xml:space="preserve"> phải ghi nhận trên hệ thống và không được tiếp tục tác động tới người thân/người tham chiếu của Khách hàng trái với ý muốn của họ.</w:t>
+        <w:t>Khiếu nại về tác động tới người thân/người tham chiếu của Khách hàng không đúng quy định: Cán bộ THN phải ghi nhận trên hệ thống và không được tiếp tục tác động tới người thân/người tham chiếu của Khách hàng trái với ý muốn của họ.</w:t>
       </w:r>
     </w:p>
     <w:p/>
@@ -14108,23 +13969,7 @@
           <w:sz w:val="24"/>
           <w:szCs w:val="24"/>
         </w:rPr>
-        <w:t xml:space="preserve">Cán bộ </w:t>
-      </w:r>
-      <w:r>
-        <w:rPr>
-          <w:rFonts w:ascii="Times New Roman" w:hAnsi="Times New Roman"/>
-          <w:sz w:val="24"/>
-          <w:szCs w:val="24"/>
-        </w:rPr>
-        <w:t>THN</w:t>
-      </w:r>
-      <w:r>
-        <w:rPr>
-          <w:rFonts w:ascii="Times New Roman" w:hAnsi="Times New Roman"/>
-          <w:sz w:val="24"/>
-          <w:szCs w:val="24"/>
-        </w:rPr>
-        <w:t xml:space="preserve"> tuân thủ quy định pháp luật và quy định nội bộ của Công ty trong hoạt động của mình, đặc biệt là không được có các hành vi sau đây: </w:t>
+        <w:t xml:space="preserve">Cán bộ THN tuân thủ quy định pháp luật và quy định nội bộ của Công ty trong hoạt động của mình, đặc biệt là không được có các hành vi sau đây: </w:t>
       </w:r>
     </w:p>
     <w:p>
@@ -14962,6 +14807,7 @@
           <w:b/>
         </w:rPr>
       </w:pPr>
+      <w:bookmarkStart w:id="0" w:name="_GoBack"/>
       <w:r>
         <w:rPr>
           <w:b/>
@@ -14969,6 +14815,7 @@
         <w:t>Xử lý vi phạm</w:t>
       </w:r>
     </w:p>
+    <w:bookmarkEnd w:id="0"/>
     <w:p>
       <w:pPr>
         <w:pStyle w:val="ListParagraph"/>
